--- a/ส่วนเสริมทั้งหมด/ประวัติผู้จัดทำปริญญานิพนธ์.docx
+++ b/ส่วนเสริมทั้งหมด/ประวัติผู้จัดทำปริญญานิพนธ์.docx
@@ -1,9 +1,10 @@
 
 <file path=word/document.xml><?xml version="1.0" encoding="utf-8"?>
-<w:document xmlns:wpc="http://schemas.microsoft.com/office/word/2010/wordprocessingCanvas" xmlns:cx="http://schemas.microsoft.com/office/drawing/2014/chartex" xmlns:cx1="http://schemas.microsoft.com/office/drawing/2015/9/8/chartex" xmlns:cx2="http://schemas.microsoft.com/office/drawing/2015/10/21/chartex" xmlns:cx3="http://schemas.microsoft.com/office/drawing/2016/5/9/chartex" xmlns:cx4="http://schemas.microsoft.com/office/drawing/2016/5/10/chartex" xmlns:cx5="http://schemas.microsoft.com/office/drawing/2016/5/11/chartex" xmlns:cx6="http://schemas.microsoft.com/office/drawing/2016/5/12/chartex" xmlns:cx7="http://schemas.microsoft.com/office/drawing/2016/5/13/chartex" xmlns:cx8="http://schemas.microsoft.com/office/drawing/2016/5/14/chartex" xmlns:mc="http://schemas.openxmlformats.org/markup-compatibility/2006" xmlns:aink="http://schemas.microsoft.com/office/drawing/2016/ink" xmlns:am3d="http://schemas.microsoft.com/office/drawing/2017/model3d" xmlns:o="urn:schemas-microsoft-com:office:office" xmlns:r="http://schemas.openxmlformats.org/officeDocument/2006/relationships" xmlns:m="http://schemas.openxmlformats.org/officeDocument/2006/math" xmlns:v="urn:schemas-microsoft-com:vml" xmlns:wp14="http://schemas.microsoft.com/office/word/2010/wordprocessingDrawing" xmlns:wp="http://schemas.openxmlformats.org/drawingml/2006/wordprocessingDrawing" xmlns:w10="urn:schemas-microsoft-com:office:word" xmlns:w="http://schemas.openxmlformats.org/wordprocessingml/2006/main" xmlns:w14="http://schemas.microsoft.com/office/word/2010/wordml" xmlns:w15="http://schemas.microsoft.com/office/word/2012/wordml" xmlns:w16cid="http://schemas.microsoft.com/office/word/2016/wordml/cid" xmlns:w16se="http://schemas.microsoft.com/office/word/2015/wordml/symex" xmlns:wpg="http://schemas.microsoft.com/office/word/2010/wordprocessingGroup" xmlns:wpi="http://schemas.microsoft.com/office/word/2010/wordprocessingInk" xmlns:wne="http://schemas.microsoft.com/office/word/2006/wordml" xmlns:wps="http://schemas.microsoft.com/office/word/2010/wordprocessingShape" mc:Ignorable="w14 w15 w16se w16cid wp14">
+<w:document xmlns:wpc="http://schemas.microsoft.com/office/word/2010/wordprocessingCanvas" xmlns:cx="http://schemas.microsoft.com/office/drawing/2014/chartex" xmlns:cx1="http://schemas.microsoft.com/office/drawing/2015/9/8/chartex" xmlns:cx2="http://schemas.microsoft.com/office/drawing/2015/10/21/chartex" xmlns:cx3="http://schemas.microsoft.com/office/drawing/2016/5/9/chartex" xmlns:cx4="http://schemas.microsoft.com/office/drawing/2016/5/10/chartex" xmlns:cx5="http://schemas.microsoft.com/office/drawing/2016/5/11/chartex" xmlns:cx6="http://schemas.microsoft.com/office/drawing/2016/5/12/chartex" xmlns:cx7="http://schemas.microsoft.com/office/drawing/2016/5/13/chartex" xmlns:cx8="http://schemas.microsoft.com/office/drawing/2016/5/14/chartex" xmlns:mc="http://schemas.openxmlformats.org/markup-compatibility/2006" xmlns:aink="http://schemas.microsoft.com/office/drawing/2016/ink" xmlns:am3d="http://schemas.microsoft.com/office/drawing/2017/model3d" xmlns:o="urn:schemas-microsoft-com:office:office" xmlns:r="http://schemas.openxmlformats.org/officeDocument/2006/relationships" xmlns:m="http://schemas.openxmlformats.org/officeDocument/2006/math" xmlns:v="urn:schemas-microsoft-com:vml" xmlns:wp14="http://schemas.microsoft.com/office/word/2010/wordprocessingDrawing" xmlns:wp="http://schemas.openxmlformats.org/drawingml/2006/wordprocessingDrawing" xmlns:w10="urn:schemas-microsoft-com:office:word" xmlns:w="http://schemas.openxmlformats.org/wordprocessingml/2006/main" xmlns:w14="http://schemas.microsoft.com/office/word/2010/wordml" xmlns:w15="http://schemas.microsoft.com/office/word/2012/wordml" xmlns:w16cex="http://schemas.microsoft.com/office/word/2018/wordml/cex" xmlns:w16cid="http://schemas.microsoft.com/office/word/2016/wordml/cid" xmlns:w16="http://schemas.microsoft.com/office/word/2018/wordml" xmlns:w16sdtdh="http://schemas.microsoft.com/office/word/2020/wordml/sdtdatahash" xmlns:w16se="http://schemas.microsoft.com/office/word/2015/wordml/symex" xmlns:wpg="http://schemas.microsoft.com/office/word/2010/wordprocessingGroup" xmlns:wpi="http://schemas.microsoft.com/office/word/2010/wordprocessingInk" xmlns:wne="http://schemas.microsoft.com/office/word/2006/wordml" xmlns:wps="http://schemas.microsoft.com/office/word/2010/wordprocessingShape" mc:Ignorable="w14 w15 w16se w16cid w16 w16cex w16sdtdh wp14">
   <w:body>
     <w:p>
       <w:pPr>
+        <w:spacing w:after="0" w:line="240" w:lineRule="auto"/>
         <w:jc w:val="center"/>
         <w:rPr>
           <w:rFonts w:ascii="TH SarabunPSK" w:hAnsi="TH SarabunPSK" w:cs="TH SarabunPSK"/>
@@ -27,7 +28,7 @@
     </w:p>
     <w:p>
       <w:pPr>
-        <w:jc w:val="center"/>
+        <w:spacing w:after="0" w:line="240" w:lineRule="auto"/>
         <w:rPr>
           <w:rFonts w:ascii="TH SarabunPSK" w:hAnsi="TH SarabunPSK" w:cs="TH SarabunPSK"/>
           <w:b/>
@@ -39,8 +40,23 @@
     </w:p>
     <w:p>
       <w:pPr>
+        <w:spacing w:after="0" w:line="240" w:lineRule="auto"/>
+        <w:rPr>
+          <w:rFonts w:ascii="TH SarabunPSK" w:hAnsi="TH SarabunPSK" w:cs="TH SarabunPSK" w:hint="cs"/>
+          <w:b/>
+          <w:bCs/>
+          <w:sz w:val="32"/>
+          <w:szCs w:val="32"/>
+        </w:rPr>
+      </w:pPr>
+    </w:p>
+    <w:p>
+      <w:pPr>
         <w:jc w:val="center"/>
         <w:rPr>
+          <w:rFonts w:ascii="TH SarabunPSK" w:hAnsi="TH SarabunPSK" w:cs="TH SarabunPSK"/>
+          <w:b/>
+          <w:bCs/>
           <w:sz w:val="32"/>
           <w:szCs w:val="32"/>
         </w:rPr>
@@ -51,9 +67,17 @@
           <w:cs/>
         </w:rPr>
         <w:drawing>
-          <wp:inline distT="0" distB="0" distL="0" distR="0" wp14:anchorId="5F5B979E" wp14:editId="3BEEBC9E">
-            <wp:extent cx="1675180" cy="2236827"/>
-            <wp:effectExtent l="0" t="0" r="1270" b="0"/>
+          <wp:anchor distT="0" distB="0" distL="114300" distR="114300" simplePos="0" relativeHeight="251665408" behindDoc="0" locked="0" layoutInCell="1" allowOverlap="1" wp14:anchorId="71CFD914" wp14:editId="53A0E8CE">
+            <wp:simplePos x="0" y="0"/>
+            <wp:positionH relativeFrom="margin">
+              <wp:align>center</wp:align>
+            </wp:positionH>
+            <wp:positionV relativeFrom="paragraph">
+              <wp:posOffset>6350</wp:posOffset>
+            </wp:positionV>
+            <wp:extent cx="1467485" cy="1692275"/>
+            <wp:effectExtent l="0" t="0" r="0" b="3175"/>
+            <wp:wrapNone/>
             <wp:docPr id="1" name="Picture 1"/>
             <wp:cNvGraphicFramePr>
               <a:graphicFrameLocks xmlns:a="http://schemas.openxmlformats.org/drawingml/2006/main" noChangeAspect="1"/>
@@ -75,13 +99,13 @@
                         </a:ext>
                       </a:extLst>
                     </a:blip>
-                    <a:srcRect b="11089"/>
+                    <a:srcRect l="-815" r="815" b="23227"/>
                     <a:stretch/>
                   </pic:blipFill>
                   <pic:spPr bwMode="auto">
                     <a:xfrm>
                       <a:off x="0" y="0"/>
-                      <a:ext cx="1703125" cy="2274141"/>
+                      <a:ext cx="1467485" cy="1692275"/>
                     </a:xfrm>
                     <a:prstGeom prst="rect">
                       <a:avLst/>
@@ -99,25 +123,96 @@
                 </pic:pic>
               </a:graphicData>
             </a:graphic>
-          </wp:inline>
+            <wp14:sizeRelH relativeFrom="page">
+              <wp14:pctWidth>0</wp14:pctWidth>
+            </wp14:sizeRelH>
+            <wp14:sizeRelV relativeFrom="page">
+              <wp14:pctHeight>0</wp14:pctHeight>
+            </wp14:sizeRelV>
+          </wp:anchor>
         </w:drawing>
       </w:r>
     </w:p>
     <w:p>
       <w:pPr>
-        <w:spacing w:after="0" w:line="240" w:lineRule="auto"/>
-        <w:jc w:val="thaiDistribute"/>
-        <w:rPr>
-          <w:sz w:val="32"/>
-          <w:szCs w:val="32"/>
-        </w:rPr>
-      </w:pPr>
-    </w:p>
-    <w:p>
-      <w:pPr>
-        <w:spacing w:after="0" w:line="240" w:lineRule="auto"/>
-        <w:jc w:val="thaiDistribute"/>
-        <w:rPr>
+        <w:jc w:val="center"/>
+        <w:rPr>
+          <w:sz w:val="32"/>
+          <w:szCs w:val="32"/>
+        </w:rPr>
+      </w:pPr>
+    </w:p>
+    <w:p>
+      <w:pPr>
+        <w:spacing w:after="0" w:line="240" w:lineRule="auto"/>
+        <w:jc w:val="thaiDistribute"/>
+        <w:rPr>
+          <w:sz w:val="32"/>
+          <w:szCs w:val="32"/>
+        </w:rPr>
+      </w:pPr>
+    </w:p>
+    <w:p>
+      <w:pPr>
+        <w:spacing w:after="0" w:line="240" w:lineRule="auto"/>
+        <w:jc w:val="thaiDistribute"/>
+        <w:rPr>
+          <w:sz w:val="32"/>
+          <w:szCs w:val="32"/>
+        </w:rPr>
+      </w:pPr>
+    </w:p>
+    <w:p>
+      <w:pPr>
+        <w:tabs>
+          <w:tab w:val="left" w:pos="1701"/>
+        </w:tabs>
+        <w:spacing w:after="0" w:line="240" w:lineRule="auto"/>
+        <w:jc w:val="thaiDistribute"/>
+        <w:rPr>
+          <w:rFonts w:ascii="TH SarabunPSK" w:hAnsi="TH SarabunPSK" w:cs="TH SarabunPSK"/>
+          <w:sz w:val="32"/>
+          <w:szCs w:val="32"/>
+        </w:rPr>
+      </w:pPr>
+    </w:p>
+    <w:p>
+      <w:pPr>
+        <w:tabs>
+          <w:tab w:val="left" w:pos="1701"/>
+        </w:tabs>
+        <w:spacing w:after="0" w:line="240" w:lineRule="auto"/>
+        <w:jc w:val="thaiDistribute"/>
+        <w:rPr>
+          <w:rFonts w:ascii="TH SarabunPSK" w:hAnsi="TH SarabunPSK" w:cs="TH SarabunPSK"/>
+          <w:sz w:val="32"/>
+          <w:szCs w:val="32"/>
+        </w:rPr>
+      </w:pPr>
+    </w:p>
+    <w:p>
+      <w:pPr>
+        <w:tabs>
+          <w:tab w:val="left" w:pos="1701"/>
+        </w:tabs>
+        <w:spacing w:after="0" w:line="240" w:lineRule="auto"/>
+        <w:jc w:val="thaiDistribute"/>
+        <w:rPr>
+          <w:rFonts w:ascii="TH SarabunPSK" w:hAnsi="TH SarabunPSK" w:cs="TH SarabunPSK"/>
+          <w:sz w:val="32"/>
+          <w:szCs w:val="32"/>
+        </w:rPr>
+      </w:pPr>
+    </w:p>
+    <w:p>
+      <w:pPr>
+        <w:tabs>
+          <w:tab w:val="left" w:pos="1701"/>
+        </w:tabs>
+        <w:spacing w:after="0" w:line="240" w:lineRule="auto"/>
+        <w:jc w:val="thaiDistribute"/>
+        <w:rPr>
+          <w:rFonts w:ascii="TH SarabunPSK" w:hAnsi="TH SarabunPSK" w:cs="TH SarabunPSK" w:hint="cs"/>
           <w:sz w:val="32"/>
           <w:szCs w:val="32"/>
         </w:rPr>
@@ -439,17 +534,25 @@
       <w:pPr>
         <w:tabs>
           <w:tab w:val="left" w:pos="567"/>
-          <w:tab w:val="left" w:pos="1701"/>
+          <w:tab w:val="left" w:pos="2268"/>
         </w:tabs>
         <w:spacing w:after="0" w:line="240" w:lineRule="auto"/>
-        <w:ind w:left="720"/>
-        <w:jc w:val="thaiDistribute"/>
-        <w:rPr>
-          <w:rFonts w:ascii="TH SarabunPSK" w:hAnsi="TH SarabunPSK" w:cs="TH SarabunPSK"/>
-          <w:sz w:val="32"/>
-          <w:szCs w:val="32"/>
-        </w:rPr>
-      </w:pPr>
+        <w:jc w:val="thaiDistribute"/>
+        <w:rPr>
+          <w:rFonts w:ascii="TH SarabunPSK" w:hAnsi="TH SarabunPSK" w:cs="TH SarabunPSK"/>
+          <w:sz w:val="32"/>
+          <w:szCs w:val="32"/>
+        </w:rPr>
+      </w:pPr>
+      <w:r>
+        <w:rPr>
+          <w:rFonts w:ascii="TH SarabunPSK" w:hAnsi="TH SarabunPSK" w:cs="TH SarabunPSK"/>
+          <w:sz w:val="32"/>
+          <w:szCs w:val="32"/>
+          <w:cs/>
+        </w:rPr>
+        <w:tab/>
+      </w:r>
       <w:r>
         <w:rPr>
           <w:rFonts w:ascii="TH SarabunPSK" w:hAnsi="TH SarabunPSK" w:cs="TH SarabunPSK" w:hint="cs"/>
@@ -484,6 +587,15 @@
           <w:cs/>
         </w:rPr>
         <w:t xml:space="preserve"> </w:t>
+      </w:r>
+      <w:r>
+        <w:rPr>
+          <w:rFonts w:ascii="TH SarabunPSK" w:hAnsi="TH SarabunPSK" w:cs="TH SarabunPSK"/>
+          <w:sz w:val="32"/>
+          <w:szCs w:val="32"/>
+          <w:cs/>
+        </w:rPr>
+        <w:tab/>
       </w:r>
       <w:r>
         <w:rPr>
@@ -591,8 +703,10 @@
       <w:pPr>
         <w:tabs>
           <w:tab w:val="left" w:pos="567"/>
+          <w:tab w:val="left" w:pos="2268"/>
         </w:tabs>
         <w:spacing w:after="0" w:line="240" w:lineRule="auto"/>
+        <w:ind w:left="2410" w:hanging="2410"/>
         <w:jc w:val="thaiDistribute"/>
         <w:rPr>
           <w:rFonts w:ascii="TH SarabunPSK" w:hAnsi="TH SarabunPSK" w:cs="TH SarabunPSK"/>
@@ -624,15 +738,24 @@
           <w:sz w:val="32"/>
           <w:szCs w:val="32"/>
         </w:rPr>
-        <w:t>2565-2568</w:t>
-      </w:r>
-      <w:r>
-        <w:rPr>
-          <w:rFonts w:ascii="TH SarabunPSK" w:hAnsi="TH SarabunPSK" w:cs="TH SarabunPSK"/>
-          <w:sz w:val="32"/>
-          <w:szCs w:val="32"/>
-        </w:rPr>
-        <w:t xml:space="preserve">  : </w:t>
+        <w:t xml:space="preserve">2565-2568  </w:t>
+      </w:r>
+      <w:r>
+        <w:rPr>
+          <w:rFonts w:ascii="TH SarabunPSK" w:hAnsi="TH SarabunPSK" w:cs="TH SarabunPSK"/>
+          <w:sz w:val="32"/>
+          <w:szCs w:val="32"/>
+          <w:cs/>
+        </w:rPr>
+        <w:tab/>
+      </w:r>
+      <w:r>
+        <w:rPr>
+          <w:rFonts w:ascii="TH SarabunPSK" w:hAnsi="TH SarabunPSK" w:cs="TH SarabunPSK"/>
+          <w:sz w:val="32"/>
+          <w:szCs w:val="32"/>
+        </w:rPr>
+        <w:t xml:space="preserve">: </w:t>
       </w:r>
       <w:r>
         <w:rPr>
@@ -643,22 +766,6 @@
         </w:rPr>
         <w:t>ระดับปริญญาตรี (เทคโนโลยีบัณฑิต) สาขาวิชาเทคโนโลยีสารสนเทศและ</w:t>
       </w:r>
-    </w:p>
-    <w:p>
-      <w:pPr>
-        <w:tabs>
-          <w:tab w:val="left" w:pos="567"/>
-          <w:tab w:val="left" w:pos="1134"/>
-        </w:tabs>
-        <w:spacing w:after="0" w:line="240" w:lineRule="auto"/>
-        <w:ind w:left="1701"/>
-        <w:jc w:val="thaiDistribute"/>
-        <w:rPr>
-          <w:rFonts w:ascii="TH SarabunPSK" w:hAnsi="TH SarabunPSK" w:cs="TH SarabunPSK"/>
-          <w:sz w:val="32"/>
-          <w:szCs w:val="32"/>
-        </w:rPr>
-      </w:pPr>
       <w:r>
         <w:rPr>
           <w:rFonts w:ascii="TH SarabunPSK" w:hAnsi="TH SarabunPSK" w:cs="TH SarabunPSK"/>
@@ -813,6 +920,82 @@
     </w:p>
     <w:p>
       <w:pPr>
+        <w:tabs>
+          <w:tab w:val="left" w:pos="709"/>
+          <w:tab w:val="left" w:pos="1701"/>
+        </w:tabs>
+        <w:spacing w:after="0" w:line="240" w:lineRule="auto"/>
+        <w:jc w:val="thaiDistribute"/>
+        <w:rPr>
+          <w:rFonts w:ascii="TH SarabunPSK" w:hAnsi="TH SarabunPSK" w:cs="TH SarabunPSK"/>
+          <w:sz w:val="32"/>
+          <w:szCs w:val="32"/>
+        </w:rPr>
+      </w:pPr>
+    </w:p>
+    <w:p>
+      <w:pPr>
+        <w:tabs>
+          <w:tab w:val="left" w:pos="709"/>
+          <w:tab w:val="left" w:pos="1701"/>
+        </w:tabs>
+        <w:spacing w:after="0" w:line="240" w:lineRule="auto"/>
+        <w:jc w:val="thaiDistribute"/>
+        <w:rPr>
+          <w:rFonts w:ascii="TH SarabunPSK" w:hAnsi="TH SarabunPSK" w:cs="TH SarabunPSK"/>
+          <w:sz w:val="32"/>
+          <w:szCs w:val="32"/>
+        </w:rPr>
+      </w:pPr>
+    </w:p>
+    <w:p>
+      <w:pPr>
+        <w:tabs>
+          <w:tab w:val="left" w:pos="709"/>
+          <w:tab w:val="left" w:pos="1701"/>
+        </w:tabs>
+        <w:spacing w:after="0" w:line="240" w:lineRule="auto"/>
+        <w:jc w:val="thaiDistribute"/>
+        <w:rPr>
+          <w:rFonts w:ascii="TH SarabunPSK" w:hAnsi="TH SarabunPSK" w:cs="TH SarabunPSK" w:hint="cs"/>
+          <w:sz w:val="32"/>
+          <w:szCs w:val="32"/>
+        </w:rPr>
+      </w:pPr>
+    </w:p>
+    <w:p>
+      <w:pPr>
+        <w:tabs>
+          <w:tab w:val="left" w:pos="709"/>
+          <w:tab w:val="left" w:pos="1701"/>
+        </w:tabs>
+        <w:spacing w:after="0" w:line="240" w:lineRule="auto"/>
+        <w:jc w:val="thaiDistribute"/>
+        <w:rPr>
+          <w:rFonts w:ascii="TH SarabunPSK" w:hAnsi="TH SarabunPSK" w:cs="TH SarabunPSK"/>
+          <w:sz w:val="32"/>
+          <w:szCs w:val="32"/>
+        </w:rPr>
+      </w:pPr>
+    </w:p>
+    <w:p>
+      <w:pPr>
+        <w:tabs>
+          <w:tab w:val="left" w:pos="709"/>
+          <w:tab w:val="left" w:pos="1701"/>
+        </w:tabs>
+        <w:spacing w:after="0" w:line="240" w:lineRule="auto"/>
+        <w:jc w:val="thaiDistribute"/>
+        <w:rPr>
+          <w:rFonts w:ascii="TH SarabunPSK" w:hAnsi="TH SarabunPSK" w:cs="TH SarabunPSK"/>
+          <w:sz w:val="32"/>
+          <w:szCs w:val="32"/>
+        </w:rPr>
+      </w:pPr>
+    </w:p>
+    <w:p>
+      <w:pPr>
+        <w:spacing w:after="0" w:line="240" w:lineRule="auto"/>
         <w:jc w:val="center"/>
         <w:rPr>
           <w:rFonts w:ascii="TH SarabunPSK" w:hAnsi="TH SarabunPSK" w:cs="TH SarabunPSK"/>
@@ -833,20 +1016,27 @@
         </w:rPr>
         <w:t>ประวัติผู้จัดทำปริญญานิพนธ์</w:t>
       </w:r>
-      <w:r>
-        <w:rPr>
-          <w:rFonts w:ascii="TH SarabunPSK" w:hAnsi="TH SarabunPSK" w:cs="TH SarabunPSK"/>
+    </w:p>
+    <w:p>
+      <w:pPr>
+        <w:spacing w:after="0" w:line="240" w:lineRule="auto"/>
+        <w:jc w:val="center"/>
+        <w:rPr>
+          <w:rFonts w:ascii="TH SarabunPSK" w:hAnsi="TH SarabunPSK" w:cs="TH SarabunPSK" w:hint="cs"/>
           <w:b/>
           <w:bCs/>
           <w:sz w:val="32"/>
           <w:szCs w:val="32"/>
         </w:rPr>
-        <w:cr/>
-      </w:r>
-    </w:p>
-    <w:p>
-      <w:pPr>
-        <w:rPr>
+      </w:pPr>
+    </w:p>
+    <w:p>
+      <w:pPr>
+        <w:jc w:val="center"/>
+        <w:rPr>
+          <w:rFonts w:ascii="TH SarabunPSK" w:hAnsi="TH SarabunPSK" w:cs="TH SarabunPSK" w:hint="cs"/>
+          <w:b/>
+          <w:bCs/>
           <w:sz w:val="32"/>
           <w:szCs w:val="32"/>
         </w:rPr>
@@ -854,22 +1044,21 @@
       <w:r>
         <w:rPr>
           <w:noProof/>
-          <w:sz w:val="32"/>
-          <w:szCs w:val="32"/>
+          <w:cs/>
         </w:rPr>
         <w:drawing>
-          <wp:anchor distT="0" distB="0" distL="114300" distR="114300" simplePos="0" relativeHeight="251660288" behindDoc="0" locked="0" layoutInCell="1" allowOverlap="1" wp14:anchorId="0EFC8D5A" wp14:editId="09C76068">
+          <wp:anchor distT="0" distB="0" distL="114300" distR="114300" simplePos="0" relativeHeight="251663360" behindDoc="0" locked="0" layoutInCell="1" allowOverlap="1" wp14:anchorId="4F5966F9" wp14:editId="6D94AF97">
             <wp:simplePos x="0" y="0"/>
             <wp:positionH relativeFrom="margin">
               <wp:align>center</wp:align>
             </wp:positionH>
             <wp:positionV relativeFrom="paragraph">
-              <wp:posOffset>17145</wp:posOffset>
+              <wp:posOffset>195732</wp:posOffset>
             </wp:positionV>
-            <wp:extent cx="1419225" cy="1419225"/>
-            <wp:effectExtent l="0" t="0" r="9525" b="9525"/>
+            <wp:extent cx="1441381" cy="1699147"/>
+            <wp:effectExtent l="0" t="0" r="6985" b="0"/>
             <wp:wrapNone/>
-            <wp:docPr id="2" name="Picture 2"/>
+            <wp:docPr id="4" name="Picture 4"/>
             <wp:cNvGraphicFramePr>
               <a:graphicFrameLocks xmlns:a="http://schemas.openxmlformats.org/drawingml/2006/main" noChangeAspect="1"/>
             </wp:cNvGraphicFramePr>
@@ -877,7 +1066,7 @@
               <a:graphicData uri="http://schemas.openxmlformats.org/drawingml/2006/picture">
                 <pic:pic xmlns:pic="http://schemas.openxmlformats.org/drawingml/2006/picture">
                   <pic:nvPicPr>
-                    <pic:cNvPr id="0" name="Picture 1"/>
+                    <pic:cNvPr id="0" name="Picture 2"/>
                     <pic:cNvPicPr>
                       <a:picLocks noChangeAspect="1" noChangeArrowheads="1"/>
                     </pic:cNvPicPr>
@@ -898,7 +1087,7 @@
                   <pic:spPr bwMode="auto">
                     <a:xfrm>
                       <a:off x="0" y="0"/>
-                      <a:ext cx="1419225" cy="1419225"/>
+                      <a:ext cx="1441381" cy="1699147"/>
                     </a:xfrm>
                     <a:prstGeom prst="rect">
                       <a:avLst/>
@@ -977,6 +1166,17 @@
     </w:p>
     <w:p>
       <w:pPr>
+        <w:spacing w:after="0" w:line="240" w:lineRule="auto"/>
+        <w:jc w:val="thaiDistribute"/>
+        <w:rPr>
+          <w:rFonts w:hint="cs"/>
+          <w:sz w:val="32"/>
+          <w:szCs w:val="32"/>
+        </w:rPr>
+      </w:pPr>
+    </w:p>
+    <w:p>
+      <w:pPr>
         <w:tabs>
           <w:tab w:val="left" w:pos="1701"/>
           <w:tab w:val="left" w:pos="1985"/>
@@ -1083,7 +1283,7 @@
           <w:szCs w:val="32"/>
           <w:cs/>
         </w:rPr>
-        <w:t>วัชร</w:t>
+        <w:t>วั</w:t>
       </w:r>
       <w:proofErr w:type="spellEnd"/>
       <w:r>
@@ -1093,7 +1293,7 @@
           <w:szCs w:val="32"/>
           <w:cs/>
         </w:rPr>
-        <w:t>์</w:t>
+        <w:t>ชร์</w:t>
       </w:r>
     </w:p>
     <w:p>
@@ -1225,27 +1425,12 @@
       </w:r>
       <w:r>
         <w:rPr>
-          <w:rFonts w:ascii="TH SarabunPSK" w:hAnsi="TH SarabunPSK" w:cs="TH SarabunPSK"/>
-          <w:sz w:val="32"/>
-          <w:szCs w:val="32"/>
-        </w:rPr>
-        <w:t>093</w:t>
-      </w:r>
-      <w:r>
-        <w:rPr>
-          <w:rFonts w:ascii="TH SarabunPSK" w:hAnsi="TH SarabunPSK" w:cs="TH SarabunPSK"/>
-          <w:sz w:val="32"/>
-          <w:szCs w:val="32"/>
-        </w:rPr>
-        <w:t>-</w:t>
-      </w:r>
-      <w:r>
-        <w:rPr>
-          <w:rFonts w:ascii="TH SarabunPSK" w:hAnsi="TH SarabunPSK" w:cs="TH SarabunPSK"/>
-          <w:sz w:val="32"/>
-          <w:szCs w:val="32"/>
-        </w:rPr>
-        <w:t>6297526</w:t>
+          <w:rFonts w:ascii="TH SarabunPSK" w:hAnsi="TH SarabunPSK" w:cs="TH SarabunPSK" w:hint="cs"/>
+          <w:sz w:val="32"/>
+          <w:szCs w:val="32"/>
+          <w:cs/>
+        </w:rPr>
+        <w:t>0969375927</w:t>
       </w:r>
     </w:p>
     <w:p>
@@ -1363,10 +1548,9 @@
         <w:tabs>
           <w:tab w:val="left" w:pos="567"/>
           <w:tab w:val="left" w:pos="2268"/>
-          <w:tab w:val="left" w:pos="2410"/>
         </w:tabs>
         <w:spacing w:after="0"/>
-        <w:ind w:left="2410" w:hanging="2260"/>
+        <w:ind w:left="2410" w:hanging="2410"/>
         <w:rPr>
           <w:rFonts w:ascii="TH SarabunPSK" w:hAnsi="TH SarabunPSK" w:cs="TH SarabunPSK"/>
           <w:sz w:val="32"/>
@@ -1528,18 +1712,7 @@
           <w:szCs w:val="32"/>
           <w:cs/>
         </w:rPr>
-        <w:t>ระดับปริญญาตรี (เทคโนโลยีบัณฑิต) สาขาวิชาเทคโนโลยีสารสนเทศและนวัตกรรมดิจิทัล มหาวิทยาลัยเทคโนโลยีราชมงคลรัตนโกสินทร์ วิทยาเขต</w:t>
-      </w:r>
-      <w:bookmarkStart w:id="0" w:name="_GoBack"/>
-      <w:bookmarkEnd w:id="0"/>
-      <w:r>
-        <w:rPr>
-          <w:rFonts w:ascii="TH SarabunPSK" w:hAnsi="TH SarabunPSK" w:cs="TH SarabunPSK"/>
-          <w:sz w:val="32"/>
-          <w:szCs w:val="32"/>
-          <w:cs/>
-        </w:rPr>
-        <w:t>วังไกลกังวล จังหวัดประจวบคีรีขันธ์</w:t>
+        <w:t>ระดับปริญญาตรี (เทคโนโลยีบัณฑิต) สาขาวิชาเทคโนโลยีสารสนเทศและนวัตกรรมดิจิทัล มหาวิทยาลัยเทคโนโลยีราชมงคลรัตนโกสินทร์ วิทยาเขตวังไกลกังวล จังหวัดประจวบคีรีขันธ์</w:t>
       </w:r>
       <w:r>
         <w:rPr>
@@ -1577,7 +1750,7 @@
 </file>
 
 <file path=word/endnotes.xml><?xml version="1.0" encoding="utf-8"?>
-<w:endnotes xmlns:wpc="http://schemas.microsoft.com/office/word/2010/wordprocessingCanvas" xmlns:cx="http://schemas.microsoft.com/office/drawing/2014/chartex" xmlns:cx1="http://schemas.microsoft.com/office/drawing/2015/9/8/chartex" xmlns:cx2="http://schemas.microsoft.com/office/drawing/2015/10/21/chartex" xmlns:cx3="http://schemas.microsoft.com/office/drawing/2016/5/9/chartex" xmlns:cx4="http://schemas.microsoft.com/office/drawing/2016/5/10/chartex" xmlns:cx5="http://schemas.microsoft.com/office/drawing/2016/5/11/chartex" xmlns:cx6="http://schemas.microsoft.com/office/drawing/2016/5/12/chartex" xmlns:cx7="http://schemas.microsoft.com/office/drawing/2016/5/13/chartex" xmlns:cx8="http://schemas.microsoft.com/office/drawing/2016/5/14/chartex" xmlns:mc="http://schemas.openxmlformats.org/markup-compatibility/2006" xmlns:aink="http://schemas.microsoft.com/office/drawing/2016/ink" xmlns:am3d="http://schemas.microsoft.com/office/drawing/2017/model3d" xmlns:o="urn:schemas-microsoft-com:office:office" xmlns:r="http://schemas.openxmlformats.org/officeDocument/2006/relationships" xmlns:m="http://schemas.openxmlformats.org/officeDocument/2006/math" xmlns:v="urn:schemas-microsoft-com:vml" xmlns:wp14="http://schemas.microsoft.com/office/word/2010/wordprocessingDrawing" xmlns:wp="http://schemas.openxmlformats.org/drawingml/2006/wordprocessingDrawing" xmlns:w10="urn:schemas-microsoft-com:office:word" xmlns:w="http://schemas.openxmlformats.org/wordprocessingml/2006/main" xmlns:w14="http://schemas.microsoft.com/office/word/2010/wordml" xmlns:w15="http://schemas.microsoft.com/office/word/2012/wordml" xmlns:w16cid="http://schemas.microsoft.com/office/word/2016/wordml/cid" xmlns:w16se="http://schemas.microsoft.com/office/word/2015/wordml/symex" xmlns:wpg="http://schemas.microsoft.com/office/word/2010/wordprocessingGroup" xmlns:wpi="http://schemas.microsoft.com/office/word/2010/wordprocessingInk" xmlns:wne="http://schemas.microsoft.com/office/word/2006/wordml" xmlns:wps="http://schemas.microsoft.com/office/word/2010/wordprocessingShape" mc:Ignorable="w14 w15 w16se w16cid wp14">
+<w:endnotes xmlns:wpc="http://schemas.microsoft.com/office/word/2010/wordprocessingCanvas" xmlns:cx="http://schemas.microsoft.com/office/drawing/2014/chartex" xmlns:cx1="http://schemas.microsoft.com/office/drawing/2015/9/8/chartex" xmlns:cx2="http://schemas.microsoft.com/office/drawing/2015/10/21/chartex" xmlns:cx3="http://schemas.microsoft.com/office/drawing/2016/5/9/chartex" xmlns:cx4="http://schemas.microsoft.com/office/drawing/2016/5/10/chartex" xmlns:cx5="http://schemas.microsoft.com/office/drawing/2016/5/11/chartex" xmlns:cx6="http://schemas.microsoft.com/office/drawing/2016/5/12/chartex" xmlns:cx7="http://schemas.microsoft.com/office/drawing/2016/5/13/chartex" xmlns:cx8="http://schemas.microsoft.com/office/drawing/2016/5/14/chartex" xmlns:mc="http://schemas.openxmlformats.org/markup-compatibility/2006" xmlns:aink="http://schemas.microsoft.com/office/drawing/2016/ink" xmlns:am3d="http://schemas.microsoft.com/office/drawing/2017/model3d" xmlns:o="urn:schemas-microsoft-com:office:office" xmlns:r="http://schemas.openxmlformats.org/officeDocument/2006/relationships" xmlns:m="http://schemas.openxmlformats.org/officeDocument/2006/math" xmlns:v="urn:schemas-microsoft-com:vml" xmlns:wp14="http://schemas.microsoft.com/office/word/2010/wordprocessingDrawing" xmlns:wp="http://schemas.openxmlformats.org/drawingml/2006/wordprocessingDrawing" xmlns:w10="urn:schemas-microsoft-com:office:word" xmlns:w="http://schemas.openxmlformats.org/wordprocessingml/2006/main" xmlns:w14="http://schemas.microsoft.com/office/word/2010/wordml" xmlns:w15="http://schemas.microsoft.com/office/word/2012/wordml" xmlns:w16cex="http://schemas.microsoft.com/office/word/2018/wordml/cex" xmlns:w16cid="http://schemas.microsoft.com/office/word/2016/wordml/cid" xmlns:w16="http://schemas.microsoft.com/office/word/2018/wordml" xmlns:w16sdtdh="http://schemas.microsoft.com/office/word/2020/wordml/sdtdatahash" xmlns:w16se="http://schemas.microsoft.com/office/word/2015/wordml/symex" xmlns:wpg="http://schemas.microsoft.com/office/word/2010/wordprocessingGroup" xmlns:wpi="http://schemas.microsoft.com/office/word/2010/wordprocessingInk" xmlns:wne="http://schemas.microsoft.com/office/word/2006/wordml" xmlns:wps="http://schemas.microsoft.com/office/word/2010/wordprocessingShape" mc:Ignorable="w14 w15 w16se w16cid w16 w16cex w16sdtdh wp14">
   <w:endnote w:type="separator" w:id="-1">
     <w:p>
       <w:pPr>
@@ -1602,7 +1775,7 @@
 </file>
 
 <file path=word/footnotes.xml><?xml version="1.0" encoding="utf-8"?>
-<w:footnotes xmlns:wpc="http://schemas.microsoft.com/office/word/2010/wordprocessingCanvas" xmlns:cx="http://schemas.microsoft.com/office/drawing/2014/chartex" xmlns:cx1="http://schemas.microsoft.com/office/drawing/2015/9/8/chartex" xmlns:cx2="http://schemas.microsoft.com/office/drawing/2015/10/21/chartex" xmlns:cx3="http://schemas.microsoft.com/office/drawing/2016/5/9/chartex" xmlns:cx4="http://schemas.microsoft.com/office/drawing/2016/5/10/chartex" xmlns:cx5="http://schemas.microsoft.com/office/drawing/2016/5/11/chartex" xmlns:cx6="http://schemas.microsoft.com/office/drawing/2016/5/12/chartex" xmlns:cx7="http://schemas.microsoft.com/office/drawing/2016/5/13/chartex" xmlns:cx8="http://schemas.microsoft.com/office/drawing/2016/5/14/chartex" xmlns:mc="http://schemas.openxmlformats.org/markup-compatibility/2006" xmlns:aink="http://schemas.microsoft.com/office/drawing/2016/ink" xmlns:am3d="http://schemas.microsoft.com/office/drawing/2017/model3d" xmlns:o="urn:schemas-microsoft-com:office:office" xmlns:r="http://schemas.openxmlformats.org/officeDocument/2006/relationships" xmlns:m="http://schemas.openxmlformats.org/officeDocument/2006/math" xmlns:v="urn:schemas-microsoft-com:vml" xmlns:wp14="http://schemas.microsoft.com/office/word/2010/wordprocessingDrawing" xmlns:wp="http://schemas.openxmlformats.org/drawingml/2006/wordprocessingDrawing" xmlns:w10="urn:schemas-microsoft-com:office:word" xmlns:w="http://schemas.openxmlformats.org/wordprocessingml/2006/main" xmlns:w14="http://schemas.microsoft.com/office/word/2010/wordml" xmlns:w15="http://schemas.microsoft.com/office/word/2012/wordml" xmlns:w16cid="http://schemas.microsoft.com/office/word/2016/wordml/cid" xmlns:w16se="http://schemas.microsoft.com/office/word/2015/wordml/symex" xmlns:wpg="http://schemas.microsoft.com/office/word/2010/wordprocessingGroup" xmlns:wpi="http://schemas.microsoft.com/office/word/2010/wordprocessingInk" xmlns:wne="http://schemas.microsoft.com/office/word/2006/wordml" xmlns:wps="http://schemas.microsoft.com/office/word/2010/wordprocessingShape" mc:Ignorable="w14 w15 w16se w16cid wp14">
+<w:footnotes xmlns:wpc="http://schemas.microsoft.com/office/word/2010/wordprocessingCanvas" xmlns:cx="http://schemas.microsoft.com/office/drawing/2014/chartex" xmlns:cx1="http://schemas.microsoft.com/office/drawing/2015/9/8/chartex" xmlns:cx2="http://schemas.microsoft.com/office/drawing/2015/10/21/chartex" xmlns:cx3="http://schemas.microsoft.com/office/drawing/2016/5/9/chartex" xmlns:cx4="http://schemas.microsoft.com/office/drawing/2016/5/10/chartex" xmlns:cx5="http://schemas.microsoft.com/office/drawing/2016/5/11/chartex" xmlns:cx6="http://schemas.microsoft.com/office/drawing/2016/5/12/chartex" xmlns:cx7="http://schemas.microsoft.com/office/drawing/2016/5/13/chartex" xmlns:cx8="http://schemas.microsoft.com/office/drawing/2016/5/14/chartex" xmlns:mc="http://schemas.openxmlformats.org/markup-compatibility/2006" xmlns:aink="http://schemas.microsoft.com/office/drawing/2016/ink" xmlns:am3d="http://schemas.microsoft.com/office/drawing/2017/model3d" xmlns:o="urn:schemas-microsoft-com:office:office" xmlns:r="http://schemas.openxmlformats.org/officeDocument/2006/relationships" xmlns:m="http://schemas.openxmlformats.org/officeDocument/2006/math" xmlns:v="urn:schemas-microsoft-com:vml" xmlns:wp14="http://schemas.microsoft.com/office/word/2010/wordprocessingDrawing" xmlns:wp="http://schemas.openxmlformats.org/drawingml/2006/wordprocessingDrawing" xmlns:w10="urn:schemas-microsoft-com:office:word" xmlns:w="http://schemas.openxmlformats.org/wordprocessingml/2006/main" xmlns:w14="http://schemas.microsoft.com/office/word/2010/wordml" xmlns:w15="http://schemas.microsoft.com/office/word/2012/wordml" xmlns:w16cex="http://schemas.microsoft.com/office/word/2018/wordml/cex" xmlns:w16cid="http://schemas.microsoft.com/office/word/2016/wordml/cid" xmlns:w16="http://schemas.microsoft.com/office/word/2018/wordml" xmlns:w16sdtdh="http://schemas.microsoft.com/office/word/2020/wordml/sdtdatahash" xmlns:w16se="http://schemas.microsoft.com/office/word/2015/wordml/symex" xmlns:wpg="http://schemas.microsoft.com/office/word/2010/wordprocessingGroup" xmlns:wpi="http://schemas.microsoft.com/office/word/2010/wordprocessingInk" xmlns:wne="http://schemas.microsoft.com/office/word/2006/wordml" xmlns:wps="http://schemas.microsoft.com/office/word/2010/wordprocessingShape" mc:Ignorable="w14 w15 w16se w16cid w16 w16cex w16sdtdh wp14">
   <w:footnote w:type="separator" w:id="-1">
     <w:p>
       <w:pPr>
@@ -1627,7 +1800,7 @@
 </file>
 
 <file path=word/header1.xml><?xml version="1.0" encoding="utf-8"?>
-<w:hdr xmlns:wpc="http://schemas.microsoft.com/office/word/2010/wordprocessingCanvas" xmlns:cx="http://schemas.microsoft.com/office/drawing/2014/chartex" xmlns:cx1="http://schemas.microsoft.com/office/drawing/2015/9/8/chartex" xmlns:cx2="http://schemas.microsoft.com/office/drawing/2015/10/21/chartex" xmlns:cx3="http://schemas.microsoft.com/office/drawing/2016/5/9/chartex" xmlns:cx4="http://schemas.microsoft.com/office/drawing/2016/5/10/chartex" xmlns:cx5="http://schemas.microsoft.com/office/drawing/2016/5/11/chartex" xmlns:cx6="http://schemas.microsoft.com/office/drawing/2016/5/12/chartex" xmlns:cx7="http://schemas.microsoft.com/office/drawing/2016/5/13/chartex" xmlns:cx8="http://schemas.microsoft.com/office/drawing/2016/5/14/chartex" xmlns:mc="http://schemas.openxmlformats.org/markup-compatibility/2006" xmlns:aink="http://schemas.microsoft.com/office/drawing/2016/ink" xmlns:am3d="http://schemas.microsoft.com/office/drawing/2017/model3d" xmlns:o="urn:schemas-microsoft-com:office:office" xmlns:r="http://schemas.openxmlformats.org/officeDocument/2006/relationships" xmlns:m="http://schemas.openxmlformats.org/officeDocument/2006/math" xmlns:v="urn:schemas-microsoft-com:vml" xmlns:wp14="http://schemas.microsoft.com/office/word/2010/wordprocessingDrawing" xmlns:wp="http://schemas.openxmlformats.org/drawingml/2006/wordprocessingDrawing" xmlns:w10="urn:schemas-microsoft-com:office:word" xmlns:w="http://schemas.openxmlformats.org/wordprocessingml/2006/main" xmlns:w14="http://schemas.microsoft.com/office/word/2010/wordml" xmlns:w15="http://schemas.microsoft.com/office/word/2012/wordml" xmlns:w16cid="http://schemas.microsoft.com/office/word/2016/wordml/cid" xmlns:w16se="http://schemas.microsoft.com/office/word/2015/wordml/symex" xmlns:wpg="http://schemas.microsoft.com/office/word/2010/wordprocessingGroup" xmlns:wpi="http://schemas.microsoft.com/office/word/2010/wordprocessingInk" xmlns:wne="http://schemas.microsoft.com/office/word/2006/wordml" xmlns:wps="http://schemas.microsoft.com/office/word/2010/wordprocessingShape" mc:Ignorable="w14 w15 w16se w16cid wp14">
+<w:hdr xmlns:wpc="http://schemas.microsoft.com/office/word/2010/wordprocessingCanvas" xmlns:cx="http://schemas.microsoft.com/office/drawing/2014/chartex" xmlns:cx1="http://schemas.microsoft.com/office/drawing/2015/9/8/chartex" xmlns:cx2="http://schemas.microsoft.com/office/drawing/2015/10/21/chartex" xmlns:cx3="http://schemas.microsoft.com/office/drawing/2016/5/9/chartex" xmlns:cx4="http://schemas.microsoft.com/office/drawing/2016/5/10/chartex" xmlns:cx5="http://schemas.microsoft.com/office/drawing/2016/5/11/chartex" xmlns:cx6="http://schemas.microsoft.com/office/drawing/2016/5/12/chartex" xmlns:cx7="http://schemas.microsoft.com/office/drawing/2016/5/13/chartex" xmlns:cx8="http://schemas.microsoft.com/office/drawing/2016/5/14/chartex" xmlns:mc="http://schemas.openxmlformats.org/markup-compatibility/2006" xmlns:aink="http://schemas.microsoft.com/office/drawing/2016/ink" xmlns:am3d="http://schemas.microsoft.com/office/drawing/2017/model3d" xmlns:o="urn:schemas-microsoft-com:office:office" xmlns:r="http://schemas.openxmlformats.org/officeDocument/2006/relationships" xmlns:m="http://schemas.openxmlformats.org/officeDocument/2006/math" xmlns:v="urn:schemas-microsoft-com:vml" xmlns:wp14="http://schemas.microsoft.com/office/word/2010/wordprocessingDrawing" xmlns:wp="http://schemas.openxmlformats.org/drawingml/2006/wordprocessingDrawing" xmlns:w10="urn:schemas-microsoft-com:office:word" xmlns:w="http://schemas.openxmlformats.org/wordprocessingml/2006/main" xmlns:w14="http://schemas.microsoft.com/office/word/2010/wordml" xmlns:w15="http://schemas.microsoft.com/office/word/2012/wordml" xmlns:w16cex="http://schemas.microsoft.com/office/word/2018/wordml/cex" xmlns:w16cid="http://schemas.microsoft.com/office/word/2016/wordml/cid" xmlns:w16="http://schemas.microsoft.com/office/word/2018/wordml" xmlns:w16sdtdh="http://schemas.microsoft.com/office/word/2020/wordml/sdtdatahash" xmlns:w16se="http://schemas.microsoft.com/office/word/2015/wordml/symex" xmlns:wpg="http://schemas.microsoft.com/office/word/2010/wordprocessingGroup" xmlns:wpi="http://schemas.microsoft.com/office/word/2010/wordprocessingInk" xmlns:wne="http://schemas.microsoft.com/office/word/2006/wordml" xmlns:wps="http://schemas.microsoft.com/office/word/2010/wordprocessingShape" mc:Ignorable="w14 w15 w16se w16cid w16 w16cex w16sdtdh wp14">
   <w:p>
     <w:pPr>
       <w:pStyle w:val="Header"/>
@@ -1647,7 +1820,7 @@
 </file>
 
 <file path=word/numbering.xml><?xml version="1.0" encoding="utf-8"?>
-<w:numbering xmlns:wpc="http://schemas.microsoft.com/office/word/2010/wordprocessingCanvas" xmlns:cx="http://schemas.microsoft.com/office/drawing/2014/chartex" xmlns:cx1="http://schemas.microsoft.com/office/drawing/2015/9/8/chartex" xmlns:cx2="http://schemas.microsoft.com/office/drawing/2015/10/21/chartex" xmlns:cx3="http://schemas.microsoft.com/office/drawing/2016/5/9/chartex" xmlns:cx4="http://schemas.microsoft.com/office/drawing/2016/5/10/chartex" xmlns:cx5="http://schemas.microsoft.com/office/drawing/2016/5/11/chartex" xmlns:cx6="http://schemas.microsoft.com/office/drawing/2016/5/12/chartex" xmlns:cx7="http://schemas.microsoft.com/office/drawing/2016/5/13/chartex" xmlns:cx8="http://schemas.microsoft.com/office/drawing/2016/5/14/chartex" xmlns:mc="http://schemas.openxmlformats.org/markup-compatibility/2006" xmlns:aink="http://schemas.microsoft.com/office/drawing/2016/ink" xmlns:am3d="http://schemas.microsoft.com/office/drawing/2017/model3d" xmlns:o="urn:schemas-microsoft-com:office:office" xmlns:r="http://schemas.openxmlformats.org/officeDocument/2006/relationships" xmlns:m="http://schemas.openxmlformats.org/officeDocument/2006/math" xmlns:v="urn:schemas-microsoft-com:vml" xmlns:wp14="http://schemas.microsoft.com/office/word/2010/wordprocessingDrawing" xmlns:wp="http://schemas.openxmlformats.org/drawingml/2006/wordprocessingDrawing" xmlns:w10="urn:schemas-microsoft-com:office:word" xmlns:w="http://schemas.openxmlformats.org/wordprocessingml/2006/main" xmlns:w14="http://schemas.microsoft.com/office/word/2010/wordml" xmlns:w15="http://schemas.microsoft.com/office/word/2012/wordml" xmlns:w16cid="http://schemas.microsoft.com/office/word/2016/wordml/cid" xmlns:w16se="http://schemas.microsoft.com/office/word/2015/wordml/symex" xmlns:wpg="http://schemas.microsoft.com/office/word/2010/wordprocessingGroup" xmlns:wpi="http://schemas.microsoft.com/office/word/2010/wordprocessingInk" xmlns:wne="http://schemas.microsoft.com/office/word/2006/wordml" xmlns:wps="http://schemas.microsoft.com/office/word/2010/wordprocessingShape" mc:Ignorable="w14 w15 w16se w16cid wp14">
+<w:numbering xmlns:wpc="http://schemas.microsoft.com/office/word/2010/wordprocessingCanvas" xmlns:cx="http://schemas.microsoft.com/office/drawing/2014/chartex" xmlns:cx1="http://schemas.microsoft.com/office/drawing/2015/9/8/chartex" xmlns:cx2="http://schemas.microsoft.com/office/drawing/2015/10/21/chartex" xmlns:cx3="http://schemas.microsoft.com/office/drawing/2016/5/9/chartex" xmlns:cx4="http://schemas.microsoft.com/office/drawing/2016/5/10/chartex" xmlns:cx5="http://schemas.microsoft.com/office/drawing/2016/5/11/chartex" xmlns:cx6="http://schemas.microsoft.com/office/drawing/2016/5/12/chartex" xmlns:cx7="http://schemas.microsoft.com/office/drawing/2016/5/13/chartex" xmlns:cx8="http://schemas.microsoft.com/office/drawing/2016/5/14/chartex" xmlns:mc="http://schemas.openxmlformats.org/markup-compatibility/2006" xmlns:aink="http://schemas.microsoft.com/office/drawing/2016/ink" xmlns:am3d="http://schemas.microsoft.com/office/drawing/2017/model3d" xmlns:o="urn:schemas-microsoft-com:office:office" xmlns:r="http://schemas.openxmlformats.org/officeDocument/2006/relationships" xmlns:m="http://schemas.openxmlformats.org/officeDocument/2006/math" xmlns:v="urn:schemas-microsoft-com:vml" xmlns:wp14="http://schemas.microsoft.com/office/word/2010/wordprocessingDrawing" xmlns:wp="http://schemas.openxmlformats.org/drawingml/2006/wordprocessingDrawing" xmlns:w10="urn:schemas-microsoft-com:office:word" xmlns:w="http://schemas.openxmlformats.org/wordprocessingml/2006/main" xmlns:w14="http://schemas.microsoft.com/office/word/2010/wordml" xmlns:w15="http://schemas.microsoft.com/office/word/2012/wordml" xmlns:w16cex="http://schemas.microsoft.com/office/word/2018/wordml/cex" xmlns:w16cid="http://schemas.microsoft.com/office/word/2016/wordml/cid" xmlns:w16="http://schemas.microsoft.com/office/word/2018/wordml" xmlns:w16sdtdh="http://schemas.microsoft.com/office/word/2020/wordml/sdtdatahash" xmlns:w16se="http://schemas.microsoft.com/office/word/2015/wordml/symex" xmlns:wpg="http://schemas.microsoft.com/office/word/2010/wordprocessingGroup" xmlns:wpi="http://schemas.microsoft.com/office/word/2010/wordprocessingInk" xmlns:wne="http://schemas.microsoft.com/office/word/2006/wordml" xmlns:wps="http://schemas.microsoft.com/office/word/2010/wordprocessingShape" mc:Ignorable="w14 w15 w16se w16cid w16 w16cex w16sdtdh wp14">
   <w:abstractNum w:abstractNumId="0" w15:restartNumberingAfterBreak="0">
     <w:nsid w:val="096E04D9"/>
     <w:multiLevelType w:val="hybridMultilevel"/>
@@ -2812,7 +2985,7 @@
 </file>
 
 <file path=word/styles.xml><?xml version="1.0" encoding="utf-8"?>
-<w:styles xmlns:mc="http://schemas.openxmlformats.org/markup-compatibility/2006" xmlns:r="http://schemas.openxmlformats.org/officeDocument/2006/relationships" xmlns:w="http://schemas.openxmlformats.org/wordprocessingml/2006/main" xmlns:w14="http://schemas.microsoft.com/office/word/2010/wordml" xmlns:w15="http://schemas.microsoft.com/office/word/2012/wordml" xmlns:w16cid="http://schemas.microsoft.com/office/word/2016/wordml/cid" xmlns:w16se="http://schemas.microsoft.com/office/word/2015/wordml/symex" mc:Ignorable="w14 w15 w16se w16cid">
+<w:styles xmlns:mc="http://schemas.openxmlformats.org/markup-compatibility/2006" xmlns:r="http://schemas.openxmlformats.org/officeDocument/2006/relationships" xmlns:w="http://schemas.openxmlformats.org/wordprocessingml/2006/main" xmlns:w14="http://schemas.microsoft.com/office/word/2010/wordml" xmlns:w15="http://schemas.microsoft.com/office/word/2012/wordml" xmlns:w16cex="http://schemas.microsoft.com/office/word/2018/wordml/cex" xmlns:w16cid="http://schemas.microsoft.com/office/word/2016/wordml/cid" xmlns:w16="http://schemas.microsoft.com/office/word/2018/wordml" xmlns:w16sdtdh="http://schemas.microsoft.com/office/word/2020/wordml/sdtdatahash" xmlns:w16se="http://schemas.microsoft.com/office/word/2015/wordml/symex" mc:Ignorable="w14 w15 w16se w16cid w16 w16cex w16sdtdh">
   <w:docDefaults>
     <w:rPrDefault>
       <w:rPr>
@@ -2828,7 +3001,7 @@
       </w:pPr>
     </w:pPrDefault>
   </w:docDefaults>
-  <w:latentStyles w:defLockedState="0" w:defUIPriority="99" w:defSemiHidden="0" w:defUnhideWhenUsed="0" w:defQFormat="0" w:count="375">
+  <w:latentStyles w:defLockedState="0" w:defUIPriority="99" w:defSemiHidden="0" w:defUnhideWhenUsed="0" w:defQFormat="0" w:count="376">
     <w:lsdException w:name="Normal" w:uiPriority="0" w:qFormat="1"/>
     <w:lsdException w:name="heading 1" w:uiPriority="9" w:qFormat="1"/>
     <w:lsdException w:name="heading 2" w:semiHidden="1" w:uiPriority="9" w:unhideWhenUsed="1" w:qFormat="1"/>
@@ -2934,7 +3107,6 @@
     <w:lsdException w:name="HTML Sample" w:semiHidden="1" w:unhideWhenUsed="1"/>
     <w:lsdException w:name="HTML Typewriter" w:semiHidden="1" w:unhideWhenUsed="1"/>
     <w:lsdException w:name="HTML Variable" w:semiHidden="1" w:unhideWhenUsed="1"/>
-    <w:lsdException w:name="Normal Table" w:semiHidden="1" w:unhideWhenUsed="1"/>
     <w:lsdException w:name="annotation subject" w:semiHidden="1" w:unhideWhenUsed="1"/>
     <w:lsdException w:name="No List" w:semiHidden="1" w:unhideWhenUsed="1"/>
     <w:lsdException w:name="Outline List 1" w:semiHidden="1" w:unhideWhenUsed="1"/>
@@ -2981,10 +3153,8 @@
     <w:lsdException w:name="Table Subtle 2" w:semiHidden="1" w:unhideWhenUsed="1"/>
     <w:lsdException w:name="Table Web 1" w:semiHidden="1" w:unhideWhenUsed="1"/>
     <w:lsdException w:name="Table Web 2" w:semiHidden="1" w:unhideWhenUsed="1"/>
-    <w:lsdException w:name="Table Web 3" w:semiHidden="1" w:unhideWhenUsed="1"/>
     <w:lsdException w:name="Balloon Text" w:semiHidden="1" w:unhideWhenUsed="1"/>
     <w:lsdException w:name="Table Grid" w:uiPriority="39"/>
-    <w:lsdException w:name="Table Theme" w:semiHidden="1" w:unhideWhenUsed="1"/>
     <w:lsdException w:name="Placeholder Text" w:semiHidden="1"/>
     <w:lsdException w:name="No Spacing" w:uiPriority="1" w:qFormat="1"/>
     <w:lsdException w:name="Light Shading" w:uiPriority="60"/>
@@ -3204,6 +3374,7 @@
     <w:lsdException w:name="Smart Hyperlink" w:semiHidden="1" w:unhideWhenUsed="1"/>
     <w:lsdException w:name="Hashtag" w:semiHidden="1" w:unhideWhenUsed="1"/>
     <w:lsdException w:name="Unresolved Mention" w:semiHidden="1" w:unhideWhenUsed="1"/>
+    <w:lsdException w:name="Smart Link" w:semiHidden="1" w:unhideWhenUsed="1"/>
   </w:latentStyles>
   <w:style w:type="paragraph" w:default="1" w:styleId="Normal">
     <w:name w:val="Normal"/>

--- a/ส่วนเสริมทั้งหมด/ประวัติผู้จัดทำปริญญานิพนธ์.docx
+++ b/ส่วนเสริมทั้งหมด/ประวัติผู้จัดทำปริญญานิพนธ์.docx
@@ -42,7 +42,7 @@
       <w:pPr>
         <w:spacing w:after="0" w:line="240" w:lineRule="auto"/>
         <w:rPr>
-          <w:rFonts w:ascii="TH SarabunPSK" w:hAnsi="TH SarabunPSK" w:cs="TH SarabunPSK" w:hint="cs"/>
+          <w:rFonts w:ascii="TH SarabunPSK" w:hAnsi="TH SarabunPSK" w:cs="TH SarabunPSK"/>
           <w:b/>
           <w:bCs/>
           <w:sz w:val="32"/>
@@ -212,7 +212,7 @@
         <w:spacing w:after="0" w:line="240" w:lineRule="auto"/>
         <w:jc w:val="thaiDistribute"/>
         <w:rPr>
-          <w:rFonts w:ascii="TH SarabunPSK" w:hAnsi="TH SarabunPSK" w:cs="TH SarabunPSK" w:hint="cs"/>
+          <w:rFonts w:ascii="TH SarabunPSK" w:hAnsi="TH SarabunPSK" w:cs="TH SarabunPSK"/>
           <w:sz w:val="32"/>
           <w:szCs w:val="32"/>
         </w:rPr>
@@ -957,7 +957,7 @@
         <w:spacing w:after="0" w:line="240" w:lineRule="auto"/>
         <w:jc w:val="thaiDistribute"/>
         <w:rPr>
-          <w:rFonts w:ascii="TH SarabunPSK" w:hAnsi="TH SarabunPSK" w:cs="TH SarabunPSK" w:hint="cs"/>
+          <w:rFonts w:ascii="TH SarabunPSK" w:hAnsi="TH SarabunPSK" w:cs="TH SarabunPSK"/>
           <w:sz w:val="32"/>
           <w:szCs w:val="32"/>
         </w:rPr>
@@ -1022,7 +1022,7 @@
         <w:spacing w:after="0" w:line="240" w:lineRule="auto"/>
         <w:jc w:val="center"/>
         <w:rPr>
-          <w:rFonts w:ascii="TH SarabunPSK" w:hAnsi="TH SarabunPSK" w:cs="TH SarabunPSK" w:hint="cs"/>
+          <w:rFonts w:ascii="TH SarabunPSK" w:hAnsi="TH SarabunPSK" w:cs="TH SarabunPSK"/>
           <w:b/>
           <w:bCs/>
           <w:sz w:val="32"/>
@@ -1034,7 +1034,7 @@
       <w:pPr>
         <w:jc w:val="center"/>
         <w:rPr>
-          <w:rFonts w:ascii="TH SarabunPSK" w:hAnsi="TH SarabunPSK" w:cs="TH SarabunPSK" w:hint="cs"/>
+          <w:rFonts w:ascii="TH SarabunPSK" w:hAnsi="TH SarabunPSK" w:cs="TH SarabunPSK"/>
           <w:b/>
           <w:bCs/>
           <w:sz w:val="32"/>
@@ -1169,7 +1169,6 @@
         <w:spacing w:after="0" w:line="240" w:lineRule="auto"/>
         <w:jc w:val="thaiDistribute"/>
         <w:rPr>
-          <w:rFonts w:hint="cs"/>
           <w:sz w:val="32"/>
           <w:szCs w:val="32"/>
         </w:rPr>
@@ -1741,7 +1740,7 @@
       <w:headerReference w:type="default" r:id="rId9"/>
       <w:pgSz w:w="11906" w:h="16838" w:code="9"/>
       <w:pgMar w:top="2160" w:right="1440" w:bottom="1440" w:left="2160" w:header="1440" w:footer="720" w:gutter="0"/>
-      <w:pgNumType w:start="107"/>
+      <w:pgNumType w:start="110"/>
       <w:cols w:space="720"/>
       <w:docGrid w:linePitch="360"/>
     </w:sectPr>
@@ -1801,16 +1800,78 @@
 
 <file path=word/header1.xml><?xml version="1.0" encoding="utf-8"?>
 <w:hdr xmlns:wpc="http://schemas.microsoft.com/office/word/2010/wordprocessingCanvas" xmlns:cx="http://schemas.microsoft.com/office/drawing/2014/chartex" xmlns:cx1="http://schemas.microsoft.com/office/drawing/2015/9/8/chartex" xmlns:cx2="http://schemas.microsoft.com/office/drawing/2015/10/21/chartex" xmlns:cx3="http://schemas.microsoft.com/office/drawing/2016/5/9/chartex" xmlns:cx4="http://schemas.microsoft.com/office/drawing/2016/5/10/chartex" xmlns:cx5="http://schemas.microsoft.com/office/drawing/2016/5/11/chartex" xmlns:cx6="http://schemas.microsoft.com/office/drawing/2016/5/12/chartex" xmlns:cx7="http://schemas.microsoft.com/office/drawing/2016/5/13/chartex" xmlns:cx8="http://schemas.microsoft.com/office/drawing/2016/5/14/chartex" xmlns:mc="http://schemas.openxmlformats.org/markup-compatibility/2006" xmlns:aink="http://schemas.microsoft.com/office/drawing/2016/ink" xmlns:am3d="http://schemas.microsoft.com/office/drawing/2017/model3d" xmlns:o="urn:schemas-microsoft-com:office:office" xmlns:r="http://schemas.openxmlformats.org/officeDocument/2006/relationships" xmlns:m="http://schemas.openxmlformats.org/officeDocument/2006/math" xmlns:v="urn:schemas-microsoft-com:vml" xmlns:wp14="http://schemas.microsoft.com/office/word/2010/wordprocessingDrawing" xmlns:wp="http://schemas.openxmlformats.org/drawingml/2006/wordprocessingDrawing" xmlns:w10="urn:schemas-microsoft-com:office:word" xmlns:w="http://schemas.openxmlformats.org/wordprocessingml/2006/main" xmlns:w14="http://schemas.microsoft.com/office/word/2010/wordml" xmlns:w15="http://schemas.microsoft.com/office/word/2012/wordml" xmlns:w16cex="http://schemas.microsoft.com/office/word/2018/wordml/cex" xmlns:w16cid="http://schemas.microsoft.com/office/word/2016/wordml/cid" xmlns:w16="http://schemas.microsoft.com/office/word/2018/wordml" xmlns:w16sdtdh="http://schemas.microsoft.com/office/word/2020/wordml/sdtdatahash" xmlns:w16se="http://schemas.microsoft.com/office/word/2015/wordml/symex" xmlns:wpg="http://schemas.microsoft.com/office/word/2010/wordprocessingGroup" xmlns:wpi="http://schemas.microsoft.com/office/word/2010/wordprocessingInk" xmlns:wne="http://schemas.microsoft.com/office/word/2006/wordml" xmlns:wps="http://schemas.microsoft.com/office/word/2010/wordprocessingShape" mc:Ignorable="w14 w15 w16se w16cid w16 w16cex w16sdtdh wp14">
-  <w:p>
-    <w:pPr>
-      <w:pStyle w:val="Header"/>
+  <w:sdt>
+    <w:sdtPr>
+      <w:id w:val="-195698396"/>
+      <w:docPartObj>
+        <w:docPartGallery w:val="Page Numbers (Top of Page)"/>
+        <w:docPartUnique/>
+      </w:docPartObj>
+    </w:sdtPr>
+    <w:sdtEndPr>
       <w:rPr>
         <w:rFonts w:ascii="TH SarabunPSK" w:hAnsi="TH SarabunPSK" w:cs="TH SarabunPSK"/>
+        <w:noProof/>
         <w:sz w:val="32"/>
         <w:szCs w:val="32"/>
       </w:rPr>
-    </w:pPr>
-  </w:p>
+    </w:sdtEndPr>
+    <w:sdtContent>
+      <w:p>
+        <w:pPr>
+          <w:pStyle w:val="Header"/>
+          <w:jc w:val="right"/>
+          <w:rPr>
+            <w:rFonts w:ascii="TH SarabunPSK" w:hAnsi="TH SarabunPSK" w:cs="TH SarabunPSK"/>
+            <w:sz w:val="32"/>
+            <w:szCs w:val="32"/>
+          </w:rPr>
+        </w:pPr>
+        <w:r>
+          <w:rPr>
+            <w:rFonts w:ascii="TH SarabunPSK" w:hAnsi="TH SarabunPSK" w:cs="TH SarabunPSK"/>
+            <w:sz w:val="32"/>
+            <w:szCs w:val="32"/>
+          </w:rPr>
+          <w:fldChar w:fldCharType="begin"/>
+        </w:r>
+        <w:r>
+          <w:rPr>
+            <w:rFonts w:ascii="TH SarabunPSK" w:hAnsi="TH SarabunPSK" w:cs="TH SarabunPSK"/>
+            <w:sz w:val="32"/>
+            <w:szCs w:val="32"/>
+          </w:rPr>
+          <w:instrText xml:space="preserve"> PAGE   \* MERGEFORMAT </w:instrText>
+        </w:r>
+        <w:r>
+          <w:rPr>
+            <w:rFonts w:ascii="TH SarabunPSK" w:hAnsi="TH SarabunPSK" w:cs="TH SarabunPSK"/>
+            <w:sz w:val="32"/>
+            <w:szCs w:val="32"/>
+          </w:rPr>
+          <w:fldChar w:fldCharType="separate"/>
+        </w:r>
+        <w:r>
+          <w:rPr>
+            <w:rFonts w:ascii="TH SarabunPSK" w:hAnsi="TH SarabunPSK" w:cs="TH SarabunPSK"/>
+            <w:noProof/>
+            <w:sz w:val="32"/>
+            <w:szCs w:val="32"/>
+          </w:rPr>
+          <w:t>2</w:t>
+        </w:r>
+        <w:r>
+          <w:rPr>
+            <w:rFonts w:ascii="TH SarabunPSK" w:hAnsi="TH SarabunPSK" w:cs="TH SarabunPSK"/>
+            <w:noProof/>
+            <w:sz w:val="32"/>
+            <w:szCs w:val="32"/>
+          </w:rPr>
+          <w:fldChar w:fldCharType="end"/>
+        </w:r>
+      </w:p>
+    </w:sdtContent>
+  </w:sdt>
   <w:p>
     <w:pPr>
       <w:pStyle w:val="Header"/>
@@ -3107,6 +3168,7 @@
     <w:lsdException w:name="HTML Sample" w:semiHidden="1" w:unhideWhenUsed="1"/>
     <w:lsdException w:name="HTML Typewriter" w:semiHidden="1" w:unhideWhenUsed="1"/>
     <w:lsdException w:name="HTML Variable" w:semiHidden="1" w:unhideWhenUsed="1"/>
+    <w:lsdException w:name="Normal Table" w:semiHidden="1" w:unhideWhenUsed="1"/>
     <w:lsdException w:name="annotation subject" w:semiHidden="1" w:unhideWhenUsed="1"/>
     <w:lsdException w:name="No List" w:semiHidden="1" w:unhideWhenUsed="1"/>
     <w:lsdException w:name="Outline List 1" w:semiHidden="1" w:unhideWhenUsed="1"/>
@@ -3153,8 +3215,10 @@
     <w:lsdException w:name="Table Subtle 2" w:semiHidden="1" w:unhideWhenUsed="1"/>
     <w:lsdException w:name="Table Web 1" w:semiHidden="1" w:unhideWhenUsed="1"/>
     <w:lsdException w:name="Table Web 2" w:semiHidden="1" w:unhideWhenUsed="1"/>
+    <w:lsdException w:name="Table Web 3" w:semiHidden="1" w:unhideWhenUsed="1"/>
     <w:lsdException w:name="Balloon Text" w:semiHidden="1" w:unhideWhenUsed="1"/>
     <w:lsdException w:name="Table Grid" w:uiPriority="39"/>
+    <w:lsdException w:name="Table Theme" w:semiHidden="1" w:unhideWhenUsed="1"/>
     <w:lsdException w:name="Placeholder Text" w:semiHidden="1"/>
     <w:lsdException w:name="No Spacing" w:uiPriority="1" w:qFormat="1"/>
     <w:lsdException w:name="Light Shading" w:uiPriority="60"/>
